--- a/Resume - Suneel Kishorilal Vishwakarma.docx
+++ b/Resume - Suneel Kishorilal Vishwakarma.docx
@@ -52,6 +52,13 @@
           <w:w w:val="90"/>
         </w:rPr>
         <w:instrText>"</w:instrText>
+      </w:r>
+      <w:r>
+        <w:rPr>
+          <w:rFonts w:ascii="Tahoma"/>
+          <w:color w:val="0000FF"/>
+          <w:w w:val="90"/>
+        </w:rPr>
       </w:r>
       <w:r>
         <w:rPr>
@@ -689,16 +696,16 @@
         <mc:AlternateContent>
           <mc:Choice Requires="wps">
             <w:drawing>
-              <wp:anchor distT="0" distB="0" distL="114300" distR="114300" simplePos="0" relativeHeight="251667456" behindDoc="0" locked="0" layoutInCell="1" allowOverlap="1" wp14:anchorId="29A4651E" wp14:editId="6E991C2F">
+              <wp:anchor distT="0" distB="0" distL="114300" distR="114300" simplePos="0" relativeHeight="251667456" behindDoc="0" locked="0" layoutInCell="1" allowOverlap="1" wp14:anchorId="29A4651E" wp14:editId="06C0918A">
                 <wp:simplePos x="0" y="0"/>
                 <wp:positionH relativeFrom="column">
-                  <wp:posOffset>63027</wp:posOffset>
+                  <wp:posOffset>60078</wp:posOffset>
                 </wp:positionH>
                 <wp:positionV relativeFrom="paragraph">
-                  <wp:posOffset>148590</wp:posOffset>
+                  <wp:posOffset>148534</wp:posOffset>
                 </wp:positionV>
-                <wp:extent cx="11695814" cy="21265"/>
-                <wp:effectExtent l="0" t="0" r="20320" b="36195"/>
+                <wp:extent cx="11648660" cy="55659"/>
+                <wp:effectExtent l="0" t="0" r="29210" b="20955"/>
                 <wp:wrapNone/>
                 <wp:docPr id="848922798" name="Straight Connector 1"/>
                 <wp:cNvGraphicFramePr/>
@@ -709,7 +716,7 @@
                       <wps:spPr>
                         <a:xfrm>
                           <a:off x="0" y="0"/>
-                          <a:ext cx="11695814" cy="21265"/>
+                          <a:ext cx="11648660" cy="55659"/>
                         </a:xfrm>
                         <a:prstGeom prst="line">
                           <a:avLst/>
@@ -734,12 +741,18 @@
                     </wps:wsp>
                   </a:graphicData>
                 </a:graphic>
+                <wp14:sizeRelH relativeFrom="margin">
+                  <wp14:pctWidth>0</wp14:pctWidth>
+                </wp14:sizeRelH>
+                <wp14:sizeRelV relativeFrom="margin">
+                  <wp14:pctHeight>0</wp14:pctHeight>
+                </wp14:sizeRelV>
               </wp:anchor>
             </w:drawing>
           </mc:Choice>
           <mc:Fallback>
             <w:pict>
-              <v:line w14:anchorId="16BA2543" id="Straight Connector 1" o:spid="_x0000_s1026" style="position:absolute;z-index:251667456;visibility:visible;mso-wrap-style:square;mso-wrap-distance-left:9pt;mso-wrap-distance-top:0;mso-wrap-distance-right:9pt;mso-wrap-distance-bottom:0;mso-position-horizontal:absolute;mso-position-horizontal-relative:text;mso-position-vertical:absolute;mso-position-vertical-relative:text" from="4.95pt,11.7pt" to="925.9pt,13.35pt" o:gfxdata="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" strokecolor="black [3040]" strokeweight="1.25pt"/>
+              <v:line w14:anchorId="30480E01" id="Straight Connector 1" o:spid="_x0000_s1026" style="position:absolute;z-index:251667456;visibility:visible;mso-wrap-style:square;mso-width-percent:0;mso-height-percent:0;mso-wrap-distance-left:9pt;mso-wrap-distance-top:0;mso-wrap-distance-right:9pt;mso-wrap-distance-bottom:0;mso-position-horizontal:absolute;mso-position-horizontal-relative:text;mso-position-vertical:absolute;mso-position-vertical-relative:text;mso-width-percent:0;mso-height-percent:0;mso-width-relative:margin;mso-height-relative:margin" from="4.75pt,11.7pt" to="921.95pt,16.1pt" o:gfxdata="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" strokecolor="black [3040]" strokeweight="1.25pt"/>
             </w:pict>
           </mc:Fallback>
         </mc:AlternateContent>
@@ -763,56 +776,7 @@
           <w:sz w:val="28"/>
           <w:szCs w:val="28"/>
         </w:rPr>
-        <w:t xml:space="preserve">Enterprise Technical Analyst with 12.3+ years of experience in </w:t>
-      </w:r>
-      <w:r>
-        <w:rPr>
-          <w:rFonts w:ascii="Segoe UI" w:hAnsi="Segoe UI" w:cs="Segoe UI"/>
-          <w:color w:val="202529"/>
-          <w:w w:val="85"/>
-          <w:sz w:val="28"/>
-          <w:szCs w:val="28"/>
-        </w:rPr>
-        <w:t>C#</w:t>
-      </w:r>
-      <w:r>
-        <w:rPr>
-          <w:rFonts w:ascii="Segoe UI" w:hAnsi="Segoe UI" w:cs="Segoe UI"/>
-          <w:color w:val="202529"/>
-          <w:w w:val="85"/>
-          <w:sz w:val="28"/>
-          <w:szCs w:val="28"/>
-        </w:rPr>
-        <w:t xml:space="preserve"> Windows applications, REST APIs, schedulers, Windows Services, and ASP.NET Core API development, with strong domain expertise in the Aerial Work Platform (AWP) and Heavy Equipment Rental industr</w:t>
-      </w:r>
-      <w:r>
-        <w:rPr>
-          <w:rFonts w:ascii="Segoe UI" w:hAnsi="Segoe UI" w:cs="Segoe UI"/>
-          <w:color w:val="202529"/>
-          <w:w w:val="85"/>
-          <w:sz w:val="28"/>
-          <w:szCs w:val="28"/>
-        </w:rPr>
-        <w:t>ies</w:t>
-      </w:r>
-      <w:r>
-        <w:rPr>
-          <w:rFonts w:ascii="Segoe UI" w:hAnsi="Segoe UI" w:cs="Segoe UI"/>
-          <w:color w:val="202529"/>
-          <w:w w:val="85"/>
-          <w:sz w:val="28"/>
-          <w:szCs w:val="28"/>
-        </w:rPr>
-        <w:t>. Skilled in building React applications with Material UI, preparing detailed analysis and technical documentation, managing deployment activities, and creating Work Breakdown Structures (WBS) to streamline project planning and execution</w:t>
-      </w:r>
-      <w:r>
-        <w:rPr>
-          <w:color w:val="202529"/>
-          <w:w w:val="85"/>
-          <w:sz w:val="24"/>
-          <w:szCs w:val="24"/>
-        </w:rPr>
-        <w:t>.</w:t>
+        <w:t>Enterprise Technical Analyst with 12.3+ years of experience delivering scalable enterprise solutions and driving process improvements in the AWP and Heavy Equipment Rental domain. Skilled in analysis, documentation, deployment coordination, and structured WBS-based planning.</w:t>
       </w:r>
     </w:p>
     <w:p>
@@ -904,7 +868,7 @@
           </mc:Choice>
           <mc:Fallback>
             <w:pict>
-              <v:shape w14:anchorId="59DF9602" id="Graphic 7" o:spid="_x0000_s1026" style="position:absolute;margin-left:646.3pt;margin-top:39.5pt;width:369.85pt;height:.75pt;z-index:251660800;visibility:visible;mso-wrap-style:square;mso-wrap-distance-left:0;mso-wrap-distance-top:0;mso-wrap-distance-right:0;mso-wrap-distance-bottom:0;mso-position-horizontal:absolute;mso-position-horizontal-relative:page;mso-position-vertical:absolute;mso-position-vertical-relative:text;v-text-anchor:top" coordsize="4697095,9525" o:gfxdata="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" path="m,l4696759,r,8946l,8946,,xe" filled="f" strokecolor="gray" strokeweight=".2485mm">
+              <v:shape w14:anchorId="11A43E42" id="Graphic 7" o:spid="_x0000_s1026" style="position:absolute;margin-left:646.3pt;margin-top:39.5pt;width:369.85pt;height:.75pt;z-index:251660800;visibility:visible;mso-wrap-style:square;mso-wrap-distance-left:0;mso-wrap-distance-top:0;mso-wrap-distance-right:0;mso-wrap-distance-bottom:0;mso-position-horizontal:absolute;mso-position-horizontal-relative:page;mso-position-vertical:absolute;mso-position-vertical-relative:text;v-text-anchor:top" coordsize="4697095,9525" o:gfxdata="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" path="m,l4696759,r,8946l,8946,,xe" filled="f" strokecolor="gray" strokeweight=".2485mm">
                 <v:path arrowok="t"/>
                 <w10:wrap anchorx="page"/>
               </v:shape>
@@ -994,7 +958,7 @@
           </mc:Choice>
           <mc:Fallback>
             <w:pict>
-              <v:shape w14:anchorId="19033C82" id="Graphic 8" o:spid="_x0000_s1026" style="position:absolute;margin-left:103.9pt;margin-top:39.5pt;width:524.75pt;height:.75pt;z-index:-251647488;visibility:visible;mso-wrap-style:square;mso-wrap-distance-left:0;mso-wrap-distance-top:0;mso-wrap-distance-right:0;mso-wrap-distance-bottom:0;mso-position-horizontal:absolute;mso-position-horizontal-relative:page;mso-position-vertical:absolute;mso-position-vertical-relative:text;v-text-anchor:top" coordsize="6664959,9525" o:gfxdata="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" path="m,l6664924,r,8946l,8946,,xe" filled="f" strokecolor="gray" strokeweight=".2485mm">
+              <v:shape w14:anchorId="10696F8A" id="Graphic 8" o:spid="_x0000_s1026" style="position:absolute;margin-left:103.9pt;margin-top:39.5pt;width:524.75pt;height:.75pt;z-index:-251647488;visibility:visible;mso-wrap-style:square;mso-wrap-distance-left:0;mso-wrap-distance-top:0;mso-wrap-distance-right:0;mso-wrap-distance-bottom:0;mso-position-horizontal:absolute;mso-position-horizontal-relative:page;mso-position-vertical:absolute;mso-position-vertical-relative:text;v-text-anchor:top" coordsize="6664959,9525" o:gfxdata="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" path="m,l6664924,r,8946l,8946,,xe" filled="f" strokecolor="gray" strokeweight=".2485mm">
                 <v:path arrowok="t"/>
                 <w10:wrap type="topAndBottom" anchorx="page"/>
               </v:shape>
@@ -1166,7 +1130,7 @@
           </mc:Choice>
           <mc:Fallback>
             <w:pict>
-              <v:shape w14:anchorId="55119139" id="Graphic 9" o:spid="_x0000_s1026" style="position:absolute;margin-left:114.1pt;margin-top:8.9pt;width:3.55pt;height:3.55pt;z-index:251645440;visibility:visible;mso-wrap-style:square;mso-wrap-distance-left:0;mso-wrap-distance-top:0;mso-wrap-distance-right:0;mso-wrap-distance-bottom:0;mso-position-horizontal:absolute;mso-position-horizontal-relative:page;mso-position-vertical:absolute;mso-position-vertical-relative:text;v-text-anchor:top" coordsize="45085,45085" o:gfxdata="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" path="m25331,44730r-5932,l16546,44162,,25331,,19399,19399,r5932,l44731,22365r-1,2966l25331,44730xe" fillcolor="#2b2b2b" stroked="f">
+              <v:shape w14:anchorId="519D2833" id="Graphic 9" o:spid="_x0000_s1026" style="position:absolute;margin-left:114.1pt;margin-top:8.9pt;width:3.55pt;height:3.55pt;z-index:251645440;visibility:visible;mso-wrap-style:square;mso-wrap-distance-left:0;mso-wrap-distance-top:0;mso-wrap-distance-right:0;mso-wrap-distance-bottom:0;mso-position-horizontal:absolute;mso-position-horizontal-relative:page;mso-position-vertical:absolute;mso-position-vertical-relative:text;v-text-anchor:top" coordsize="45085,45085" o:gfxdata="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" path="m25331,44730r-5932,l16546,44162,,25331,,19399,19399,r5932,l44731,22365r-1,2966l25331,44730xe" fillcolor="#2b2b2b" stroked="f">
                 <v:path arrowok="t"/>
                 <w10:wrap anchorx="page"/>
               </v:shape>
@@ -1394,7 +1358,7 @@
           </mc:Choice>
           <mc:Fallback>
             <w:pict>
-              <v:shape w14:anchorId="3903A5E3" id="Graphic 10" o:spid="_x0000_s1026" style="position:absolute;margin-left:114.1pt;margin-top:7pt;width:3.55pt;height:3.55pt;z-index:251646464;visibility:visible;mso-wrap-style:square;mso-wrap-distance-left:0;mso-wrap-distance-top:0;mso-wrap-distance-right:0;mso-wrap-distance-bottom:0;mso-position-horizontal:absolute;mso-position-horizontal-relative:page;mso-position-vertical:absolute;mso-position-vertical-relative:text;v-text-anchor:top" coordsize="45085,45085" o:gfxdata="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" path="m25331,44730r-5932,l16546,44163,,25331,,19399,19399,r5932,l44731,22365r-1,2966l25331,44730xe" fillcolor="#2b2b2b" stroked="f">
+              <v:shape w14:anchorId="0CC04353" id="Graphic 10" o:spid="_x0000_s1026" style="position:absolute;margin-left:114.1pt;margin-top:7pt;width:3.55pt;height:3.55pt;z-index:251646464;visibility:visible;mso-wrap-style:square;mso-wrap-distance-left:0;mso-wrap-distance-top:0;mso-wrap-distance-right:0;mso-wrap-distance-bottom:0;mso-position-horizontal:absolute;mso-position-horizontal-relative:page;mso-position-vertical:absolute;mso-position-vertical-relative:text;v-text-anchor:top" coordsize="45085,45085" o:gfxdata="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" path="m25331,44730r-5932,l16546,44163,,25331,,19399,19399,r5932,l44731,22365r-1,2966l25331,44730xe" fillcolor="#2b2b2b" stroked="f">
                 <v:path arrowok="t"/>
                 <w10:wrap anchorx="page"/>
               </v:shape>
@@ -1540,7 +1504,7 @@
           </mc:Choice>
           <mc:Fallback>
             <w:pict>
-              <v:shape w14:anchorId="54335D5C" id="Graphic 11" o:spid="_x0000_s1026" style="position:absolute;margin-left:114.1pt;margin-top:7pt;width:3.55pt;height:3.55pt;z-index:251647488;visibility:visible;mso-wrap-style:square;mso-wrap-distance-left:0;mso-wrap-distance-top:0;mso-wrap-distance-right:0;mso-wrap-distance-bottom:0;mso-position-horizontal:absolute;mso-position-horizontal-relative:page;mso-position-vertical:absolute;mso-position-vertical-relative:text;v-text-anchor:top" coordsize="45085,45085" o:gfxdata="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" path="m25331,44730r-5932,l16546,44163,,25331,,19399,19399,r5932,l44731,22365r-1,2966l25331,44730xe" fillcolor="#2b2b2b" stroked="f">
+              <v:shape w14:anchorId="7C0EAE08" id="Graphic 11" o:spid="_x0000_s1026" style="position:absolute;margin-left:114.1pt;margin-top:7pt;width:3.55pt;height:3.55pt;z-index:251647488;visibility:visible;mso-wrap-style:square;mso-wrap-distance-left:0;mso-wrap-distance-top:0;mso-wrap-distance-right:0;mso-wrap-distance-bottom:0;mso-position-horizontal:absolute;mso-position-horizontal-relative:page;mso-position-vertical:absolute;mso-position-vertical-relative:text;v-text-anchor:top" coordsize="45085,45085" o:gfxdata="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" path="m25331,44730r-5932,l16546,44163,,25331,,19399,19399,r5932,l44731,22365r-1,2966l25331,44730xe" fillcolor="#2b2b2b" stroked="f">
                 <v:path arrowok="t"/>
                 <w10:wrap anchorx="page"/>
               </v:shape>
@@ -1642,7 +1606,7 @@
           </mc:Choice>
           <mc:Fallback>
             <w:pict>
-              <v:shape w14:anchorId="46D53FE4" id="Graphic 12" o:spid="_x0000_s1026" style="position:absolute;margin-left:114.1pt;margin-top:23.9pt;width:3.55pt;height:3.55pt;z-index:251648512;visibility:visible;mso-wrap-style:square;mso-wrap-distance-left:0;mso-wrap-distance-top:0;mso-wrap-distance-right:0;mso-wrap-distance-bottom:0;mso-position-horizontal:absolute;mso-position-horizontal-relative:page;mso-position-vertical:absolute;mso-position-vertical-relative:text;v-text-anchor:top" coordsize="45085,45085" o:gfxdata="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" path="m25331,44730r-5932,l16546,44163,,25331,,19398,19399,r5932,l44731,22365r-1,2966l25331,44730xe" fillcolor="#2b2b2b" stroked="f">
+              <v:shape w14:anchorId="6BF7E1CC" id="Graphic 12" o:spid="_x0000_s1026" style="position:absolute;margin-left:114.1pt;margin-top:23.9pt;width:3.55pt;height:3.55pt;z-index:251648512;visibility:visible;mso-wrap-style:square;mso-wrap-distance-left:0;mso-wrap-distance-top:0;mso-wrap-distance-right:0;mso-wrap-distance-bottom:0;mso-position-horizontal:absolute;mso-position-horizontal-relative:page;mso-position-vertical:absolute;mso-position-vertical-relative:text;v-text-anchor:top" coordsize="45085,45085" o:gfxdata="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" path="m25331,44730r-5932,l16546,44163,,25331,,19398,19399,r5932,l44731,22365r-1,2966l25331,44730xe" fillcolor="#2b2b2b" stroked="f">
                 <v:path arrowok="t"/>
                 <w10:wrap anchorx="page"/>
               </v:shape>
@@ -1811,7 +1775,7 @@
           </mc:Choice>
           <mc:Fallback>
             <w:pict>
-              <v:shape w14:anchorId="2D07C954" id="Graphic 13" o:spid="_x0000_s1026" style="position:absolute;margin-left:114.1pt;margin-top:6.35pt;width:3.55pt;height:3.55pt;z-index:251649536;visibility:visible;mso-wrap-style:square;mso-wrap-distance-left:0;mso-wrap-distance-top:0;mso-wrap-distance-right:0;mso-wrap-distance-bottom:0;mso-position-horizontal:absolute;mso-position-horizontal-relative:page;mso-position-vertical:absolute;mso-position-vertical-relative:text;v-text-anchor:top" coordsize="45085,45085" o:gfxdata="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" path="m25331,44730r-5932,l16546,44163,,25331,,19399,19399,r5932,l44731,22365r-1,2966l25331,44730xe" fillcolor="#2b2b2b" stroked="f">
+              <v:shape w14:anchorId="70B1DFF4" id="Graphic 13" o:spid="_x0000_s1026" style="position:absolute;margin-left:114.1pt;margin-top:6.35pt;width:3.55pt;height:3.55pt;z-index:251649536;visibility:visible;mso-wrap-style:square;mso-wrap-distance-left:0;mso-wrap-distance-top:0;mso-wrap-distance-right:0;mso-wrap-distance-bottom:0;mso-position-horizontal:absolute;mso-position-horizontal-relative:page;mso-position-vertical:absolute;mso-position-vertical-relative:text;v-text-anchor:top" coordsize="45085,45085" o:gfxdata="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" path="m25331,44730r-5932,l16546,44163,,25331,,19399,19399,r5932,l44731,22365r-1,2966l25331,44730xe" fillcolor="#2b2b2b" stroked="f">
                 <v:path arrowok="t"/>
                 <w10:wrap anchorx="page"/>
               </v:shape>
@@ -1912,7 +1876,7 @@
           </mc:Choice>
           <mc:Fallback>
             <w:pict>
-              <v:shape w14:anchorId="0391374B" id="Graphic 14" o:spid="_x0000_s1026" style="position:absolute;margin-left:114.1pt;margin-top:40.15pt;width:3.55pt;height:3.55pt;z-index:251650560;visibility:visible;mso-wrap-style:square;mso-wrap-distance-left:0;mso-wrap-distance-top:0;mso-wrap-distance-right:0;mso-wrap-distance-bottom:0;mso-position-horizontal:absolute;mso-position-horizontal-relative:page;mso-position-vertical:absolute;mso-position-vertical-relative:text;v-text-anchor:top" coordsize="45085,45085" o:gfxdata="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" path="m25331,44730r-5932,l16546,44163,,25331,,19398,19399,r5932,l44731,22365r-1,2966l25331,44730xe" fillcolor="#2b2b2b" stroked="f">
+              <v:shape w14:anchorId="266846C9" id="Graphic 14" o:spid="_x0000_s1026" style="position:absolute;margin-left:114.1pt;margin-top:40.15pt;width:3.55pt;height:3.55pt;z-index:251650560;visibility:visible;mso-wrap-style:square;mso-wrap-distance-left:0;mso-wrap-distance-top:0;mso-wrap-distance-right:0;mso-wrap-distance-bottom:0;mso-position-horizontal:absolute;mso-position-horizontal-relative:page;mso-position-vertical:absolute;mso-position-vertical-relative:text;v-text-anchor:top" coordsize="45085,45085" o:gfxdata="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" path="m25331,44730r-5932,l16546,44163,,25331,,19398,19399,r5932,l44731,22365r-1,2966l25331,44730xe" fillcolor="#2b2b2b" stroked="f">
                 <v:path arrowok="t"/>
                 <w10:wrap anchorx="page"/>
               </v:shape>
@@ -2214,7 +2178,7 @@
           </mc:Choice>
           <mc:Fallback>
             <w:pict>
-              <v:shape w14:anchorId="283E59BB" id="Graphic 15" o:spid="_x0000_s1026" style="position:absolute;margin-left:114.1pt;margin-top:5.85pt;width:3.55pt;height:3.55pt;z-index:251651584;visibility:visible;mso-wrap-style:square;mso-wrap-distance-left:0;mso-wrap-distance-top:0;mso-wrap-distance-right:0;mso-wrap-distance-bottom:0;mso-position-horizontal:absolute;mso-position-horizontal-relative:page;mso-position-vertical:absolute;mso-position-vertical-relative:text;v-text-anchor:top" coordsize="45085,45085" o:gfxdata="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" path="m25331,44730r-5932,l16546,44163,,25331,,19398,19399,r5932,l44731,22365r-1,2966l25331,44730xe" fillcolor="#2b2b2b" stroked="f">
+              <v:shape w14:anchorId="167AFBAC" id="Graphic 15" o:spid="_x0000_s1026" style="position:absolute;margin-left:114.1pt;margin-top:5.85pt;width:3.55pt;height:3.55pt;z-index:251651584;visibility:visible;mso-wrap-style:square;mso-wrap-distance-left:0;mso-wrap-distance-top:0;mso-wrap-distance-right:0;mso-wrap-distance-bottom:0;mso-position-horizontal:absolute;mso-position-horizontal-relative:page;mso-position-vertical:absolute;mso-position-vertical-relative:text;v-text-anchor:top" coordsize="45085,45085" o:gfxdata="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" path="m25331,44730r-5932,l16546,44163,,25331,,19398,19399,r5932,l44731,22365r-1,2966l25331,44730xe" fillcolor="#2b2b2b" stroked="f">
                 <v:path arrowok="t"/>
                 <w10:wrap anchorx="page"/>
               </v:shape>
@@ -2412,7 +2376,7 @@
           </mc:Choice>
           <mc:Fallback>
             <w:pict>
-              <v:shape w14:anchorId="6B14B204" id="Graphic 16" o:spid="_x0000_s1026" style="position:absolute;margin-left:376.85pt;margin-top:-26.8pt;width:3.55pt;height:3.55pt;z-index:251646976;visibility:visible;mso-wrap-style:square;mso-wrap-distance-left:0;mso-wrap-distance-top:0;mso-wrap-distance-right:0;mso-wrap-distance-bottom:0;mso-position-horizontal:absolute;mso-position-horizontal-relative:page;mso-position-vertical:absolute;mso-position-vertical-relative:text;v-text-anchor:top" coordsize="45085,45085" o:gfxdata="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" path="m25331,44730r-5932,l16546,44162,,25331,,19399,19399,r5932,l44731,22365r,2966l25331,44730xe" fillcolor="#2b2b2b" stroked="f">
+              <v:shape w14:anchorId="6EDB0B74" id="Graphic 16" o:spid="_x0000_s1026" style="position:absolute;margin-left:376.85pt;margin-top:-26.8pt;width:3.55pt;height:3.55pt;z-index:251646976;visibility:visible;mso-wrap-style:square;mso-wrap-distance-left:0;mso-wrap-distance-top:0;mso-wrap-distance-right:0;mso-wrap-distance-bottom:0;mso-position-horizontal:absolute;mso-position-horizontal-relative:page;mso-position-vertical:absolute;mso-position-vertical-relative:text;v-text-anchor:top" coordsize="45085,45085" o:gfxdata="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" path="m25331,44730r-5932,l16546,44162,,25331,,19399,19399,r5932,l44731,22365r,2966l25331,44730xe" fillcolor="#2b2b2b" stroked="f">
                 <v:path arrowok="t"/>
                 <w10:wrap anchorx="page"/>
               </v:shape>
@@ -2514,7 +2478,7 @@
           </mc:Choice>
           <mc:Fallback>
             <w:pict>
-              <v:shape w14:anchorId="555EFEC2" id="Graphic 17" o:spid="_x0000_s1026" style="position:absolute;margin-left:376.85pt;margin-top:7pt;width:3.55pt;height:3.55pt;z-index:251648000;visibility:visible;mso-wrap-style:square;mso-wrap-distance-left:0;mso-wrap-distance-top:0;mso-wrap-distance-right:0;mso-wrap-distance-bottom:0;mso-position-horizontal:absolute;mso-position-horizontal-relative:page;mso-position-vertical:absolute;mso-position-vertical-relative:text;v-text-anchor:top" coordsize="45085,45085" o:gfxdata="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" path="m25331,44730r-5932,l16546,44163,,25331,,19399,19399,r5932,l44731,22365r,2966l25331,44730xe" fillcolor="#2b2b2b" stroked="f">
+              <v:shape w14:anchorId="076D2FE0" id="Graphic 17" o:spid="_x0000_s1026" style="position:absolute;margin-left:376.85pt;margin-top:7pt;width:3.55pt;height:3.55pt;z-index:251648000;visibility:visible;mso-wrap-style:square;mso-wrap-distance-left:0;mso-wrap-distance-top:0;mso-wrap-distance-right:0;mso-wrap-distance-bottom:0;mso-position-horizontal:absolute;mso-position-horizontal-relative:page;mso-position-vertical:absolute;mso-position-vertical-relative:text;v-text-anchor:top" coordsize="45085,45085" o:gfxdata="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" path="m25331,44730r-5932,l16546,44163,,25331,,19399,19399,r5932,l44731,22365r,2966l25331,44730xe" fillcolor="#2b2b2b" stroked="f">
                 <v:path arrowok="t"/>
                 <w10:wrap anchorx="page"/>
               </v:shape>
@@ -2769,7 +2733,7 @@
           </mc:Choice>
           <mc:Fallback>
             <w:pict>
-              <v:shape w14:anchorId="666A3B15" id="Graphic 18" o:spid="_x0000_s1026" style="position:absolute;margin-left:376.85pt;margin-top:6.95pt;width:3.55pt;height:3.55pt;z-index:251649024;visibility:visible;mso-wrap-style:square;mso-wrap-distance-left:0;mso-wrap-distance-top:0;mso-wrap-distance-right:0;mso-wrap-distance-bottom:0;mso-position-horizontal:absolute;mso-position-horizontal-relative:page;mso-position-vertical:absolute;mso-position-vertical-relative:text;v-text-anchor:top" coordsize="45085,45085" o:gfxdata="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" path="m25331,44730r-5932,l16546,44163,,25331,,19398,19399,r5932,l44731,22365r,2966l25331,44730xe" fillcolor="#2b2b2b" stroked="f">
+              <v:shape w14:anchorId="4ED691CA" id="Graphic 18" o:spid="_x0000_s1026" style="position:absolute;margin-left:376.85pt;margin-top:6.95pt;width:3.55pt;height:3.55pt;z-index:251649024;visibility:visible;mso-wrap-style:square;mso-wrap-distance-left:0;mso-wrap-distance-top:0;mso-wrap-distance-right:0;mso-wrap-distance-bottom:0;mso-position-horizontal:absolute;mso-position-horizontal-relative:page;mso-position-vertical:absolute;mso-position-vertical-relative:text;v-text-anchor:top" coordsize="45085,45085" o:gfxdata="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" path="m25331,44730r-5932,l16546,44163,,25331,,19398,19399,r5932,l44731,22365r,2966l25331,44730xe" fillcolor="#2b2b2b" stroked="f">
                 <v:path arrowok="t"/>
                 <w10:wrap anchorx="page"/>
               </v:shape>
@@ -2897,7 +2861,7 @@
           </mc:Choice>
           <mc:Fallback>
             <w:pict>
-              <v:shape w14:anchorId="6E45A717" id="Graphic 19" o:spid="_x0000_s1026" style="position:absolute;margin-left:376.85pt;margin-top:6.9pt;width:3.55pt;height:3.55pt;z-index:251650048;visibility:visible;mso-wrap-style:square;mso-wrap-distance-left:0;mso-wrap-distance-top:0;mso-wrap-distance-right:0;mso-wrap-distance-bottom:0;mso-position-horizontal:absolute;mso-position-horizontal-relative:page;mso-position-vertical:absolute;mso-position-vertical-relative:text;v-text-anchor:top" coordsize="45085,45085" o:gfxdata="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" path="m25331,44730r-5932,l16546,44163,,25331,,19399,19399,r5932,l44731,22365r,2966l25331,44730xe" fillcolor="#2b2b2b" stroked="f">
+              <v:shape w14:anchorId="18C557E9" id="Graphic 19" o:spid="_x0000_s1026" style="position:absolute;margin-left:376.85pt;margin-top:6.9pt;width:3.55pt;height:3.55pt;z-index:251650048;visibility:visible;mso-wrap-style:square;mso-wrap-distance-left:0;mso-wrap-distance-top:0;mso-wrap-distance-right:0;mso-wrap-distance-bottom:0;mso-position-horizontal:absolute;mso-position-horizontal-relative:page;mso-position-vertical:absolute;mso-position-vertical-relative:text;v-text-anchor:top" coordsize="45085,45085" o:gfxdata="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" path="m25331,44730r-5932,l16546,44163,,25331,,19399,19399,r5932,l44731,22365r,2966l25331,44730xe" fillcolor="#2b2b2b" stroked="f">
                 <v:path arrowok="t"/>
                 <w10:wrap anchorx="page"/>
               </v:shape>
@@ -3028,7 +2992,7 @@
           </mc:Choice>
           <mc:Fallback>
             <w:pict>
-              <v:shape w14:anchorId="0B659A33" id="Graphic 20" o:spid="_x0000_s1026" style="position:absolute;margin-left:376.85pt;margin-top:6.9pt;width:3.55pt;height:3.55pt;z-index:251652608;visibility:visible;mso-wrap-style:square;mso-wrap-distance-left:0;mso-wrap-distance-top:0;mso-wrap-distance-right:0;mso-wrap-distance-bottom:0;mso-position-horizontal:absolute;mso-position-horizontal-relative:page;mso-position-vertical:absolute;mso-position-vertical-relative:text;v-text-anchor:top" coordsize="45085,45085" o:gfxdata="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" path="m25331,44730r-5932,l16546,44163,,25331,,19398,19399,r5932,l44731,22365r,2966l25331,44730xe" fillcolor="#2b2b2b" stroked="f">
+              <v:shape w14:anchorId="44837113" id="Graphic 20" o:spid="_x0000_s1026" style="position:absolute;margin-left:376.85pt;margin-top:6.9pt;width:3.55pt;height:3.55pt;z-index:251652608;visibility:visible;mso-wrap-style:square;mso-wrap-distance-left:0;mso-wrap-distance-top:0;mso-wrap-distance-right:0;mso-wrap-distance-bottom:0;mso-position-horizontal:absolute;mso-position-horizontal-relative:page;mso-position-vertical:absolute;mso-position-vertical-relative:text;v-text-anchor:top" coordsize="45085,45085" o:gfxdata="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" path="m25331,44730r-5932,l16546,44163,,25331,,19398,19399,r5932,l44731,22365r,2966l25331,44730xe" fillcolor="#2b2b2b" stroked="f">
                 <v:path arrowok="t"/>
                 <w10:wrap anchorx="page"/>
               </v:shape>
@@ -3516,7 +3480,7 @@
           </mc:Choice>
           <mc:Fallback>
             <w:pict>
-              <v:shape w14:anchorId="0C207985" id="Graphic 25" o:spid="_x0000_s1026" style="position:absolute;margin-left:646.3pt;margin-top:-11.6pt;width:369.85pt;height:.75pt;z-index:251651072;visibility:visible;mso-wrap-style:square;mso-wrap-distance-left:0;mso-wrap-distance-top:0;mso-wrap-distance-right:0;mso-wrap-distance-bottom:0;mso-position-horizontal:absolute;mso-position-horizontal-relative:page;mso-position-vertical:absolute;mso-position-vertical-relative:text;v-text-anchor:top" coordsize="4697095,9525" o:gfxdata="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" path="m,l4696759,r,8946l,8946,,xe" filled="f" strokecolor="gray" strokeweight=".2485mm">
+              <v:shape w14:anchorId="4F4B5531" id="Graphic 25" o:spid="_x0000_s1026" style="position:absolute;margin-left:646.3pt;margin-top:-11.6pt;width:369.85pt;height:.75pt;z-index:251651072;visibility:visible;mso-wrap-style:square;mso-wrap-distance-left:0;mso-wrap-distance-top:0;mso-wrap-distance-right:0;mso-wrap-distance-bottom:0;mso-position-horizontal:absolute;mso-position-horizontal-relative:page;mso-position-vertical:absolute;mso-position-vertical-relative:text;v-text-anchor:top" coordsize="4697095,9525" o:gfxdata="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" path="m,l4696759,r,8946l,8946,,xe" filled="f" strokecolor="gray" strokeweight=".2485mm">
                 <v:path arrowok="t"/>
                 <w10:wrap anchorx="page"/>
               </v:shape>
@@ -3942,7 +3906,7 @@
           </mc:Choice>
           <mc:Fallback>
             <w:pict>
-              <v:line w14:anchorId="07F7FA9F" id="Straight Connector 1" o:spid="_x0000_s1026" style="position:absolute;z-index:251668480;visibility:visible;mso-wrap-style:square;mso-wrap-distance-left:9pt;mso-wrap-distance-top:0;mso-wrap-distance-right:9pt;mso-wrap-distance-bottom:0;mso-position-horizontal:absolute;mso-position-horizontal-relative:text;mso-position-vertical:absolute;mso-position-vertical-relative:text" from="0,5.65pt" to="920.95pt,7.3pt" o:gfxdata="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" strokecolor="black [3040]" strokeweight="1.25pt"/>
+              <v:line w14:anchorId="4D00C3F4" id="Straight Connector 1" o:spid="_x0000_s1026" style="position:absolute;z-index:251668480;visibility:visible;mso-wrap-style:square;mso-wrap-distance-left:9pt;mso-wrap-distance-top:0;mso-wrap-distance-right:9pt;mso-wrap-distance-bottom:0;mso-position-horizontal:absolute;mso-position-horizontal-relative:text;mso-position-vertical:absolute;mso-position-vertical-relative:text" from="0,5.65pt" to="920.95pt,7.3pt" o:gfxdata="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" strokecolor="black [3040]" strokeweight="1.25pt"/>
             </w:pict>
           </mc:Fallback>
         </mc:AlternateContent>
@@ -4730,7 +4694,7 @@
           </mc:Choice>
           <mc:Fallback>
             <w:pict>
-              <v:line w14:anchorId="22371B29" id="Straight Connector 1" o:spid="_x0000_s1026" style="position:absolute;z-index:251663360;visibility:visible;mso-wrap-style:square;mso-wrap-distance-left:9pt;mso-wrap-distance-top:0;mso-wrap-distance-right:9pt;mso-wrap-distance-bottom:0;mso-position-horizontal:absolute;mso-position-horizontal-relative:text;mso-position-vertical:absolute;mso-position-vertical-relative:text" from="0,5.6pt" to="920.9pt,7.25pt" o:gfxdata="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" strokecolor="black [3040]" strokeweight="1.25pt"/>
+              <v:line w14:anchorId="76C75ED5" id="Straight Connector 1" o:spid="_x0000_s1026" style="position:absolute;z-index:251663360;visibility:visible;mso-wrap-style:square;mso-wrap-distance-left:9pt;mso-wrap-distance-top:0;mso-wrap-distance-right:9pt;mso-wrap-distance-bottom:0;mso-position-horizontal:absolute;mso-position-horizontal-relative:text;mso-position-vertical:absolute;mso-position-vertical-relative:text" from="0,5.6pt" to="920.9pt,7.25pt" o:gfxdata="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" strokecolor="black [3040]" strokeweight="1.25pt"/>
             </w:pict>
           </mc:Fallback>
         </mc:AlternateContent>
@@ -5441,7 +5405,7 @@
           </mc:Choice>
           <mc:Fallback>
             <w:pict>
-              <v:shape w14:anchorId="475F8417" id="Graphic 45" o:spid="_x0000_s1026" style="position:absolute;margin-left:103.9pt;margin-top:-8.1pt;width:912.25pt;height:.75pt;z-index:251652096;visibility:visible;mso-wrap-style:square;mso-wrap-distance-left:0;mso-wrap-distance-top:0;mso-wrap-distance-right:0;mso-wrap-distance-bottom:0;mso-position-horizontal:absolute;mso-position-horizontal-relative:page;mso-position-vertical:absolute;mso-position-vertical-relative:text;v-text-anchor:top" coordsize="11585575,9525" o:gfxdata="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" path="m,l11585339,r,8946l,8946,,xe" filled="f" strokecolor="gray" strokeweight=".2485mm">
+              <v:shape w14:anchorId="1791DCD3" id="Graphic 45" o:spid="_x0000_s1026" style="position:absolute;margin-left:103.9pt;margin-top:-8.1pt;width:912.25pt;height:.75pt;z-index:251652096;visibility:visible;mso-wrap-style:square;mso-wrap-distance-left:0;mso-wrap-distance-top:0;mso-wrap-distance-right:0;mso-wrap-distance-bottom:0;mso-position-horizontal:absolute;mso-position-horizontal-relative:page;mso-position-vertical:absolute;mso-position-vertical-relative:text;v-text-anchor:top" coordsize="11585575,9525" o:gfxdata="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" path="m,l11585339,r,8946l,8946,,xe" filled="f" strokecolor="gray" strokeweight=".2485mm">
                 <v:path arrowok="t"/>
                 <w10:wrap anchorx="page"/>
               </v:shape>
@@ -5946,7 +5910,7 @@
           </mc:Choice>
           <mc:Fallback>
             <w:pict>
-              <v:line w14:anchorId="77EC793E" id="Straight Connector 1" o:spid="_x0000_s1026" style="position:absolute;z-index:251666432;visibility:visible;mso-wrap-style:square;mso-wrap-distance-left:9pt;mso-wrap-distance-top:0;mso-wrap-distance-right:9pt;mso-wrap-distance-bottom:0;mso-position-horizontal:absolute;mso-position-horizontal-relative:text;mso-position-vertical:absolute;mso-position-vertical-relative:text" from=".45pt,5.7pt" to="921.4pt,7.35pt" o:gfxdata="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" strokecolor="black [3040]" strokeweight="1.25pt"/>
+              <v:line w14:anchorId="06B8A021" id="Straight Connector 1" o:spid="_x0000_s1026" style="position:absolute;z-index:251666432;visibility:visible;mso-wrap-style:square;mso-wrap-distance-left:9pt;mso-wrap-distance-top:0;mso-wrap-distance-right:9pt;mso-wrap-distance-bottom:0;mso-position-horizontal:absolute;mso-position-horizontal-relative:text;mso-position-vertical:absolute;mso-position-vertical-relative:text" from=".45pt,5.7pt" to="921.4pt,7.35pt" o:gfxdata="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" strokecolor="black [3040]" strokeweight="1.25pt"/>
             </w:pict>
           </mc:Fallback>
         </mc:AlternateContent>
@@ -6123,7 +6087,7 @@
           </mc:Choice>
           <mc:Fallback>
             <w:pict>
-              <v:line w14:anchorId="599FFAB1" id="Straight Connector 7" o:spid="_x0000_s1026" style="position:absolute;flip:y;z-index:251665408;visibility:visible;mso-wrap-style:square;mso-wrap-distance-left:9pt;mso-wrap-distance-top:0;mso-wrap-distance-right:9pt;mso-wrap-distance-bottom:0;mso-position-horizontal:absolute;mso-position-horizontal-relative:text;mso-position-vertical:absolute;mso-position-vertical-relative:text" from="5.45pt,9.05pt" to="914.65pt,16.6pt" o:gfxdata="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" strokecolor="black [3213]" strokeweight="1.25pt"/>
+              <v:line w14:anchorId="36F53A21" id="Straight Connector 7" o:spid="_x0000_s1026" style="position:absolute;flip:y;z-index:251665408;visibility:visible;mso-wrap-style:square;mso-wrap-distance-left:9pt;mso-wrap-distance-top:0;mso-wrap-distance-right:9pt;mso-wrap-distance-bottom:0;mso-position-horizontal:absolute;mso-position-horizontal-relative:text;mso-position-vertical:absolute;mso-position-vertical-relative:text" from="5.45pt,9.05pt" to="914.65pt,16.6pt" o:gfxdata="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" strokecolor="black [3213]" strokeweight="1.25pt"/>
             </w:pict>
           </mc:Fallback>
         </mc:AlternateContent>
@@ -6394,7 +6358,7 @@
         <v:path o:extrusionok="f" gradientshapeok="t" o:connecttype="rect"/>
         <o:lock v:ext="edit" aspectratio="t"/>
       </v:shapetype>
-      <v:shape id="_x0000_i1182" type="#_x0000_t75" style="width:7.5pt;height:7.5pt;visibility:visible;mso-wrap-style:square" o:bullet="t">
+      <v:shape id="_x0000_i1060" type="#_x0000_t75" style="width:7.5pt;height:7.5pt;visibility:visible;mso-wrap-style:square" o:bullet="t">
         <v:imagedata r:id="rId1" o:title=""/>
         <o:lock v:ext="edit" aspectratio="f"/>
       </v:shape>
@@ -6402,7 +6366,7 @@
   </w:numPicBullet>
   <w:numPicBullet w:numPicBulletId="1">
     <w:pict>
-      <v:shape id="_x0000_i1183" type="#_x0000_t75" style="width:7.5pt;height:6.75pt;visibility:visible;mso-wrap-style:square" o:bullet="t">
+      <v:shape id="_x0000_i1061" type="#_x0000_t75" style="width:7.5pt;height:6.75pt;visibility:visible;mso-wrap-style:square" o:bullet="t">
         <v:imagedata r:id="rId2" o:title=""/>
         <o:lock v:ext="edit" aspectratio="f"/>
       </v:shape>
